--- a/pdf/Announcements(a).docx
+++ b/pdf/Announcements(a).docx
@@ -76,7 +76,7 @@
           <w:sz w:val="28"/>
           <w:szCs w:val="28"/>
         </w:rPr>
-        <w:t>11</w:t>
+        <w:t>1</w:t>
       </w:r>
       <w:r>
         <w:rPr>
@@ -84,16 +84,8 @@
           <w:bCs/>
           <w:sz w:val="28"/>
           <w:szCs w:val="28"/>
-          <w:vertAlign w:val="superscript"/>
-        </w:rPr>
-        <w:t>th</w:t>
-      </w:r>
-      <w:r>
-        <w:rPr>
-          <w:sz w:val="28"/>
-          <w:szCs w:val="28"/>
-        </w:rPr>
-        <w:t xml:space="preserve"> is titled: “</w:t>
+        </w:rPr>
+        <w:t>8</w:t>
       </w:r>
       <w:r>
         <w:rPr>
@@ -101,8 +93,16 @@
           <w:bCs/>
           <w:sz w:val="28"/>
           <w:szCs w:val="28"/>
-        </w:rPr>
-        <w:t>Your Future – How Can It Be  Known</w:t>
+          <w:vertAlign w:val="superscript"/>
+        </w:rPr>
+        <w:t>th</w:t>
+      </w:r>
+      <w:r>
+        <w:rPr>
+          <w:sz w:val="28"/>
+          <w:szCs w:val="28"/>
+        </w:rPr>
+        <w:t xml:space="preserve"> is titled: “</w:t>
       </w:r>
       <w:r>
         <w:rPr>
@@ -111,7 +111,7 @@
           <w:sz w:val="28"/>
           <w:szCs w:val="28"/>
         </w:rPr>
-        <w:t>?</w:t>
+        <w:t>The Sort of Person I Should Be</w:t>
       </w:r>
       <w:r>
         <w:rPr>
@@ -136,7 +136,7 @@
           <w:sz w:val="28"/>
           <w:szCs w:val="28"/>
         </w:rPr>
-        <w:t>An</w:t>
+        <w:t>Richard Gould</w:t>
       </w:r>
       <w:r>
         <w:rPr>
@@ -145,7 +145,7 @@
           <w:sz w:val="28"/>
           <w:szCs w:val="28"/>
         </w:rPr>
-        <w:t xml:space="preserve">thony Scott </w:t>
+        <w:t xml:space="preserve"> </w:t>
       </w:r>
       <w:r>
         <w:rPr>
@@ -161,7 +161,7 @@
           <w:sz w:val="28"/>
           <w:szCs w:val="28"/>
         </w:rPr>
-        <w:t>Largo Forestville</w:t>
+        <w:t>Cheltenham</w:t>
       </w:r>
       <w:r>
         <w:rPr>
@@ -202,7 +202,7 @@
           <w:sz w:val="28"/>
           <w:szCs w:val="28"/>
         </w:rPr>
-        <w:t xml:space="preserve">Please submit your </w:t>
+        <w:t>The campaign to distribute invitations for our upcoming “</w:t>
       </w:r>
       <w:r>
         <w:rPr>
@@ -211,30 +211,29 @@
           <w:sz w:val="28"/>
           <w:szCs w:val="28"/>
         </w:rPr>
-        <w:t xml:space="preserve">June </w:t>
-      </w:r>
-      <w:r>
-        <w:rPr>
-          <w:b/>
-          <w:bCs/>
-          <w:sz w:val="28"/>
-          <w:szCs w:val="28"/>
-        </w:rPr>
-        <w:t>FS Reports</w:t>
-      </w:r>
-      <w:r>
-        <w:rPr>
-          <w:sz w:val="28"/>
-          <w:szCs w:val="28"/>
-        </w:rPr>
-        <w:t xml:space="preserve"> electronically or to your FS group overseer ASAP.</w:t>
-      </w:r>
-      <w:r>
-        <w:rPr>
-          <w:sz w:val="28"/>
-          <w:szCs w:val="28"/>
-        </w:rPr>
-        <w:br/>
+        <w:t>Everlasting Happiness</w:t>
+      </w:r>
+      <w:r>
+        <w:rPr>
+          <w:sz w:val="28"/>
+          <w:szCs w:val="28"/>
+        </w:rPr>
+        <w:t>” Regional Convention will begin on Saturday, July 25</w:t>
+      </w:r>
+      <w:r>
+        <w:rPr>
+          <w:sz w:val="28"/>
+          <w:szCs w:val="28"/>
+          <w:vertAlign w:val="superscript"/>
+        </w:rPr>
+        <w:t>th</w:t>
+      </w:r>
+      <w:r>
+        <w:rPr>
+          <w:sz w:val="28"/>
+          <w:szCs w:val="28"/>
+        </w:rPr>
+        <w:t>. Please begin planning to support this arrangement.</w:t>
       </w:r>
       <w:r>
         <w:rPr>
@@ -249,7 +248,7 @@
         <w:pStyle w:val="ListParagraph"/>
         <w:numPr>
           <w:ilvl w:val="0"/>
-          <w:numId w:val="13"/>
+          <w:numId w:val="12"/>
         </w:numPr>
         <w:rPr>
           <w:sz w:val="28"/>
@@ -261,188 +260,8 @@
           <w:sz w:val="28"/>
           <w:szCs w:val="28"/>
         </w:rPr>
-        <w:t>Aux Pioneers</w:t>
-      </w:r>
-      <w:r>
-        <w:rPr>
-          <w:sz w:val="28"/>
-          <w:szCs w:val="28"/>
-        </w:rPr>
-        <w:t xml:space="preserve"> for July: </w:t>
-      </w:r>
-      <w:r>
-        <w:rPr>
-          <w:b/>
-          <w:bCs/>
-          <w:sz w:val="28"/>
-          <w:szCs w:val="28"/>
-        </w:rPr>
-        <w:t>Sheila Moore</w:t>
-      </w:r>
-      <w:r>
-        <w:rPr>
-          <w:b/>
-          <w:bCs/>
-          <w:sz w:val="28"/>
-          <w:szCs w:val="28"/>
-        </w:rPr>
-        <w:tab/>
-        <w:t xml:space="preserve"> Lyric Meredith </w:t>
-      </w:r>
-      <w:r>
-        <w:rPr>
-          <w:b/>
-          <w:bCs/>
-          <w:sz w:val="28"/>
-          <w:szCs w:val="28"/>
-        </w:rPr>
-        <w:tab/>
-        <w:t>Brenda Gardner</w:t>
-      </w:r>
-      <w:r>
-        <w:rPr>
-          <w:b/>
-          <w:bCs/>
-          <w:sz w:val="28"/>
-          <w:szCs w:val="28"/>
-        </w:rPr>
         <w:br/>
       </w:r>
-      <w:r>
-        <w:rPr>
-          <w:b/>
-          <w:bCs/>
-          <w:sz w:val="28"/>
-          <w:szCs w:val="28"/>
-        </w:rPr>
-        <w:br/>
-      </w:r>
-    </w:p>
-    <w:p>
-      <w:pPr>
-        <w:pStyle w:val="ListParagraph"/>
-        <w:numPr>
-          <w:ilvl w:val="0"/>
-          <w:numId w:val="13"/>
-        </w:numPr>
-        <w:rPr>
-          <w:sz w:val="28"/>
-          <w:szCs w:val="28"/>
-        </w:rPr>
-      </w:pPr>
-      <w:r>
-        <w:rPr>
-          <w:b/>
-          <w:bCs/>
-          <w:sz w:val="28"/>
-          <w:szCs w:val="28"/>
-        </w:rPr>
-        <w:t>Martha Riley</w:t>
-      </w:r>
-      <w:r>
-        <w:rPr>
-          <w:b/>
-          <w:bCs/>
-          <w:sz w:val="28"/>
-          <w:szCs w:val="28"/>
-        </w:rPr>
-        <w:t xml:space="preserve"> </w:t>
-      </w:r>
-      <w:r>
-        <w:rPr>
-          <w:sz w:val="28"/>
-          <w:szCs w:val="28"/>
-        </w:rPr>
-        <w:t>has returned from the hospital and now back at her assisted living facility. Please keep her in your prayers</w:t>
-      </w:r>
-      <w:r>
-        <w:rPr>
-          <w:b/>
-          <w:bCs/>
-          <w:sz w:val="28"/>
-          <w:szCs w:val="28"/>
-        </w:rPr>
-        <w:t>.</w:t>
-      </w:r>
-      <w:r>
-        <w:rPr>
-          <w:b/>
-          <w:bCs/>
-          <w:sz w:val="28"/>
-          <w:szCs w:val="28"/>
-        </w:rPr>
-        <w:br/>
-      </w:r>
-      <w:r>
-        <w:rPr>
-          <w:b/>
-          <w:bCs/>
-          <w:sz w:val="28"/>
-          <w:szCs w:val="28"/>
-        </w:rPr>
-        <w:br/>
-      </w:r>
-    </w:p>
-    <w:p>
-      <w:pPr>
-        <w:pStyle w:val="ListParagraph"/>
-        <w:numPr>
-          <w:ilvl w:val="0"/>
-          <w:numId w:val="13"/>
-        </w:numPr>
-        <w:rPr>
-          <w:sz w:val="28"/>
-          <w:szCs w:val="28"/>
-        </w:rPr>
-      </w:pPr>
-      <w:r>
-        <w:rPr>
-          <w:b/>
-          <w:bCs/>
-          <w:sz w:val="28"/>
-          <w:szCs w:val="28"/>
-        </w:rPr>
-        <w:t xml:space="preserve">James Gaines </w:t>
-      </w:r>
-      <w:r>
-        <w:rPr>
-          <w:sz w:val="28"/>
-          <w:szCs w:val="28"/>
-        </w:rPr>
-        <w:t>has returned from the hospital and now back  home. Th</w:t>
-      </w:r>
-      <w:r>
-        <w:rPr>
-          <w:sz w:val="28"/>
-          <w:szCs w:val="28"/>
-        </w:rPr>
-        <w:t>e family</w:t>
-      </w:r>
-      <w:r>
-        <w:rPr>
-          <w:sz w:val="28"/>
-          <w:szCs w:val="28"/>
-        </w:rPr>
-        <w:t xml:space="preserve"> thank all for their prayers and support</w:t>
-      </w:r>
-      <w:r>
-        <w:rPr>
-          <w:b/>
-          <w:bCs/>
-          <w:sz w:val="28"/>
-          <w:szCs w:val="28"/>
-        </w:rPr>
-        <w:t>.</w:t>
-      </w:r>
-    </w:p>
-    <w:p>
-      <w:pPr>
-        <w:pStyle w:val="ListParagraph"/>
-        <w:rPr>
-          <w:sz w:val="28"/>
-          <w:szCs w:val="28"/>
-        </w:rPr>
-      </w:pPr>
       <w:r>
         <w:rPr>
           <w:sz w:val="28"/>

--- a/pdf/Announcements(a).docx
+++ b/pdf/Announcements(a).docx
@@ -202,7 +202,23 @@
           <w:sz w:val="28"/>
           <w:szCs w:val="28"/>
         </w:rPr>
-        <w:t>The campaign to distribute invitations for our upcoming “</w:t>
+        <w:t xml:space="preserve">Due to the visit of the Circuit Overseer with Temple Hills this week, </w:t>
+      </w:r>
+      <w:proofErr w:type="spellStart"/>
+      <w:r>
+        <w:rPr>
+          <w:sz w:val="28"/>
+          <w:szCs w:val="28"/>
+        </w:rPr>
+        <w:t>InPerson</w:t>
+      </w:r>
+      <w:proofErr w:type="spellEnd"/>
+      <w:r>
+        <w:rPr>
+          <w:sz w:val="28"/>
+          <w:szCs w:val="28"/>
+        </w:rPr>
+        <w:t xml:space="preserve"> Field Service this </w:t>
       </w:r>
       <w:r>
         <w:rPr>
@@ -211,14 +227,14 @@
           <w:sz w:val="28"/>
           <w:szCs w:val="28"/>
         </w:rPr>
-        <w:t>Everlasting Happiness</w:t>
-      </w:r>
-      <w:r>
-        <w:rPr>
-          <w:sz w:val="28"/>
-          <w:szCs w:val="28"/>
-        </w:rPr>
-        <w:t>” Regional Convention will begin on Saturday, July 25</w:t>
+        <w:t>Thursday and Friday</w:t>
+      </w:r>
+      <w:r>
+        <w:rPr>
+          <w:sz w:val="28"/>
+          <w:szCs w:val="28"/>
+        </w:rPr>
+        <w:t>, July 16</w:t>
       </w:r>
       <w:r>
         <w:rPr>
@@ -233,7 +249,29 @@
           <w:sz w:val="28"/>
           <w:szCs w:val="28"/>
         </w:rPr>
-        <w:t>. Please begin planning to support this arrangement.</w:t>
+        <w:t xml:space="preserve"> and 17</w:t>
+      </w:r>
+      <w:r>
+        <w:rPr>
+          <w:sz w:val="28"/>
+          <w:szCs w:val="28"/>
+          <w:vertAlign w:val="superscript"/>
+        </w:rPr>
+        <w:t>th</w:t>
+      </w:r>
+      <w:r>
+        <w:rPr>
+          <w:sz w:val="28"/>
+          <w:szCs w:val="28"/>
+        </w:rPr>
+        <w:t xml:space="preserve">, will be held in the basement at 10:00am. </w:t>
+      </w:r>
+      <w:r>
+        <w:rPr>
+          <w:sz w:val="28"/>
+          <w:szCs w:val="28"/>
+        </w:rPr>
+        <w:br/>
       </w:r>
       <w:r>
         <w:rPr>
@@ -255,6 +293,55 @@
           <w:szCs w:val="28"/>
         </w:rPr>
       </w:pPr>
+      <w:r>
+        <w:rPr>
+          <w:sz w:val="28"/>
+          <w:szCs w:val="28"/>
+        </w:rPr>
+        <w:t>The campaign to distribute invitations for our upcoming “</w:t>
+      </w:r>
+      <w:r>
+        <w:rPr>
+          <w:b/>
+          <w:bCs/>
+          <w:sz w:val="28"/>
+          <w:szCs w:val="28"/>
+        </w:rPr>
+        <w:t>Everlasting Happiness</w:t>
+      </w:r>
+      <w:r>
+        <w:rPr>
+          <w:sz w:val="28"/>
+          <w:szCs w:val="28"/>
+        </w:rPr>
+        <w:t xml:space="preserve">” Regional Convention will begin on </w:t>
+      </w:r>
+      <w:r>
+        <w:rPr>
+          <w:b/>
+          <w:bCs/>
+          <w:sz w:val="28"/>
+          <w:szCs w:val="28"/>
+        </w:rPr>
+        <w:t>Saturday, July 25</w:t>
+      </w:r>
+      <w:r>
+        <w:rPr>
+          <w:b/>
+          <w:bCs/>
+          <w:sz w:val="28"/>
+          <w:szCs w:val="28"/>
+          <w:vertAlign w:val="superscript"/>
+        </w:rPr>
+        <w:t>th</w:t>
+      </w:r>
+      <w:r>
+        <w:rPr>
+          <w:sz w:val="28"/>
+          <w:szCs w:val="28"/>
+        </w:rPr>
+        <w:t>. Please begin planning to support this arrangement.</w:t>
+      </w:r>
       <w:r>
         <w:rPr>
           <w:sz w:val="28"/>

--- a/pdf/Announcements(a).docx
+++ b/pdf/Announcements(a).docx
@@ -202,23 +202,7 @@
           <w:sz w:val="28"/>
           <w:szCs w:val="28"/>
         </w:rPr>
-        <w:t xml:space="preserve">Due to the visit of the Circuit Overseer with Temple Hills this week, </w:t>
-      </w:r>
-      <w:proofErr w:type="spellStart"/>
-      <w:r>
-        <w:rPr>
-          <w:sz w:val="28"/>
-          <w:szCs w:val="28"/>
-        </w:rPr>
-        <w:t>InPerson</w:t>
-      </w:r>
-      <w:proofErr w:type="spellEnd"/>
-      <w:r>
-        <w:rPr>
-          <w:sz w:val="28"/>
-          <w:szCs w:val="28"/>
-        </w:rPr>
-        <w:t xml:space="preserve"> Field Service this </w:t>
+        <w:t xml:space="preserve">Due to the visit of the Circuit Overseer with Temple Hills this week, InPerson Field Service this </w:t>
       </w:r>
       <w:r>
         <w:rPr>
@@ -341,6 +325,210 @@
           <w:szCs w:val="28"/>
         </w:rPr>
         <w:t>. Please begin planning to support this arrangement.</w:t>
+      </w:r>
+      <w:r>
+        <w:rPr>
+          <w:sz w:val="28"/>
+          <w:szCs w:val="28"/>
+        </w:rPr>
+        <w:br/>
+      </w:r>
+      <w:r>
+        <w:rPr>
+          <w:sz w:val="28"/>
+          <w:szCs w:val="28"/>
+        </w:rPr>
+        <w:br/>
+      </w:r>
+    </w:p>
+    <w:p>
+      <w:pPr>
+        <w:pStyle w:val="ListParagraph"/>
+        <w:numPr>
+          <w:ilvl w:val="0"/>
+          <w:numId w:val="12"/>
+        </w:numPr>
+        <w:rPr>
+          <w:sz w:val="28"/>
+          <w:szCs w:val="28"/>
+        </w:rPr>
+      </w:pPr>
+      <w:r>
+        <w:rPr>
+          <w:sz w:val="28"/>
+          <w:szCs w:val="28"/>
+        </w:rPr>
+        <w:t>Brother</w:t>
+      </w:r>
+      <w:r>
+        <w:rPr>
+          <w:b/>
+          <w:bCs/>
+          <w:sz w:val="28"/>
+          <w:szCs w:val="28"/>
+        </w:rPr>
+        <w:t xml:space="preserve"> </w:t>
+      </w:r>
+      <w:r>
+        <w:rPr>
+          <w:b/>
+          <w:bCs/>
+          <w:sz w:val="28"/>
+          <w:szCs w:val="28"/>
+        </w:rPr>
+        <w:t>Kenneth Hampton</w:t>
+      </w:r>
+      <w:r>
+        <w:rPr>
+          <w:sz w:val="28"/>
+          <w:szCs w:val="28"/>
+        </w:rPr>
+        <w:t xml:space="preserve">, once with South Clinton, has passed. Please reach out to Sister </w:t>
+      </w:r>
+      <w:r>
+        <w:rPr>
+          <w:b/>
+          <w:bCs/>
+          <w:sz w:val="28"/>
+          <w:szCs w:val="28"/>
+        </w:rPr>
+        <w:t>Tawanda Hampton</w:t>
+      </w:r>
+      <w:r>
+        <w:rPr>
+          <w:sz w:val="28"/>
+          <w:szCs w:val="28"/>
+        </w:rPr>
+        <w:t xml:space="preserve"> for more information. </w:t>
+      </w:r>
+      <w:r>
+        <w:rPr>
+          <w:sz w:val="28"/>
+          <w:szCs w:val="28"/>
+        </w:rPr>
+        <w:t>Please extend your prayers and condolences</w:t>
+      </w:r>
+      <w:r>
+        <w:rPr>
+          <w:sz w:val="28"/>
+          <w:szCs w:val="28"/>
+        </w:rPr>
+        <w:t xml:space="preserve"> to the family</w:t>
+      </w:r>
+      <w:r>
+        <w:rPr>
+          <w:sz w:val="28"/>
+          <w:szCs w:val="28"/>
+        </w:rPr>
+        <w:t>.</w:t>
+      </w:r>
+      <w:r>
+        <w:rPr>
+          <w:sz w:val="28"/>
+          <w:szCs w:val="28"/>
+        </w:rPr>
+        <w:br/>
+      </w:r>
+      <w:r>
+        <w:rPr>
+          <w:sz w:val="28"/>
+          <w:szCs w:val="28"/>
+        </w:rPr>
+        <w:br/>
+      </w:r>
+    </w:p>
+    <w:p>
+      <w:pPr>
+        <w:pStyle w:val="ListParagraph"/>
+        <w:numPr>
+          <w:ilvl w:val="0"/>
+          <w:numId w:val="12"/>
+        </w:numPr>
+        <w:rPr>
+          <w:sz w:val="28"/>
+          <w:szCs w:val="28"/>
+        </w:rPr>
+      </w:pPr>
+      <w:r>
+        <w:rPr>
+          <w:sz w:val="28"/>
+          <w:szCs w:val="28"/>
+        </w:rPr>
+        <w:t xml:space="preserve">Sister </w:t>
+      </w:r>
+      <w:r>
+        <w:rPr>
+          <w:b/>
+          <w:bCs/>
+          <w:sz w:val="28"/>
+          <w:szCs w:val="28"/>
+        </w:rPr>
+        <w:t>Jocelyn Weston</w:t>
+      </w:r>
+      <w:r>
+        <w:rPr>
+          <w:sz w:val="28"/>
+          <w:szCs w:val="28"/>
+        </w:rPr>
+        <w:t xml:space="preserve"> lost her nephew, </w:t>
+      </w:r>
+      <w:r>
+        <w:rPr>
+          <w:b/>
+          <w:bCs/>
+          <w:sz w:val="28"/>
+          <w:szCs w:val="28"/>
+        </w:rPr>
+        <w:t>Dameon Johnson</w:t>
+      </w:r>
+      <w:r>
+        <w:rPr>
+          <w:sz w:val="28"/>
+          <w:szCs w:val="28"/>
+        </w:rPr>
+        <w:t xml:space="preserve">. Please provide her </w:t>
+      </w:r>
+      <w:r>
+        <w:rPr>
+          <w:sz w:val="28"/>
+          <w:szCs w:val="28"/>
+        </w:rPr>
+        <w:t>support</w:t>
+      </w:r>
+      <w:r>
+        <w:rPr>
+          <w:sz w:val="28"/>
+          <w:szCs w:val="28"/>
+        </w:rPr>
+        <w:t xml:space="preserve"> with your prayers and co</w:t>
+      </w:r>
+      <w:r>
+        <w:rPr>
+          <w:sz w:val="28"/>
+          <w:szCs w:val="28"/>
+        </w:rPr>
+        <w:t>mforting words</w:t>
+      </w:r>
+      <w:r>
+        <w:rPr>
+          <w:sz w:val="28"/>
+          <w:szCs w:val="28"/>
+        </w:rPr>
+        <w:t>.</w:t>
+      </w:r>
+      <w:r>
+        <w:rPr>
+          <w:sz w:val="28"/>
+          <w:szCs w:val="28"/>
+        </w:rPr>
+        <w:br/>
+      </w:r>
+      <w:r>
+        <w:rPr>
+          <w:sz w:val="28"/>
+          <w:szCs w:val="28"/>
+        </w:rPr>
+        <w:br/>
       </w:r>
       <w:r>
         <w:rPr>

--- a/pdf/Announcements(a).docx
+++ b/pdf/Announcements(a).docx
@@ -76,7 +76,7 @@
           <w:sz w:val="28"/>
           <w:szCs w:val="28"/>
         </w:rPr>
-        <w:t>1</w:t>
+        <w:t>25</w:t>
       </w:r>
       <w:r>
         <w:rPr>
@@ -84,8 +84,16 @@
           <w:bCs/>
           <w:sz w:val="28"/>
           <w:szCs w:val="28"/>
-        </w:rPr>
-        <w:t>8</w:t>
+          <w:vertAlign w:val="superscript"/>
+        </w:rPr>
+        <w:t>th</w:t>
+      </w:r>
+      <w:r>
+        <w:rPr>
+          <w:sz w:val="28"/>
+          <w:szCs w:val="28"/>
+        </w:rPr>
+        <w:t xml:space="preserve"> is titled: “</w:t>
       </w:r>
       <w:r>
         <w:rPr>
@@ -93,16 +101,8 @@
           <w:bCs/>
           <w:sz w:val="28"/>
           <w:szCs w:val="28"/>
-          <w:vertAlign w:val="superscript"/>
-        </w:rPr>
-        <w:t>th</w:t>
-      </w:r>
-      <w:r>
-        <w:rPr>
-          <w:sz w:val="28"/>
-          <w:szCs w:val="28"/>
-        </w:rPr>
-        <w:t xml:space="preserve"> is titled: “</w:t>
+        </w:rPr>
+        <w:t>Make Jehovah Your Stronghold</w:t>
       </w:r>
       <w:r>
         <w:rPr>
@@ -111,7 +111,14 @@
           <w:sz w:val="28"/>
           <w:szCs w:val="28"/>
         </w:rPr>
-        <w:t>The Sort of Person I Should Be</w:t>
+        <w:t>”</w:t>
+      </w:r>
+      <w:r>
+        <w:rPr>
+          <w:sz w:val="28"/>
+          <w:szCs w:val="28"/>
+        </w:rPr>
+        <w:t xml:space="preserve">. It will be given by </w:t>
       </w:r>
       <w:r>
         <w:rPr>
@@ -120,14 +127,7 @@
           <w:sz w:val="28"/>
           <w:szCs w:val="28"/>
         </w:rPr>
-        <w:t>”</w:t>
-      </w:r>
-      <w:r>
-        <w:rPr>
-          <w:sz w:val="28"/>
-          <w:szCs w:val="28"/>
-        </w:rPr>
-        <w:t xml:space="preserve">. It will be given by </w:t>
+        <w:t>Darell Rector</w:t>
       </w:r>
       <w:r>
         <w:rPr>
@@ -136,7 +136,14 @@
           <w:sz w:val="28"/>
           <w:szCs w:val="28"/>
         </w:rPr>
-        <w:t>Richard Gould</w:t>
+        <w:t xml:space="preserve"> </w:t>
+      </w:r>
+      <w:r>
+        <w:rPr>
+          <w:sz w:val="28"/>
+          <w:szCs w:val="28"/>
+        </w:rPr>
+        <w:t xml:space="preserve">of the </w:t>
       </w:r>
       <w:r>
         <w:rPr>
@@ -145,6 +152,13 @@
           <w:sz w:val="28"/>
           <w:szCs w:val="28"/>
         </w:rPr>
+        <w:t>Bryans Road</w:t>
+      </w:r>
+      <w:r>
+        <w:rPr>
+          <w:sz w:val="28"/>
+          <w:szCs w:val="28"/>
+        </w:rPr>
         <w:t xml:space="preserve"> </w:t>
       </w:r>
       <w:r>
@@ -152,23 +166,7 @@
           <w:sz w:val="28"/>
           <w:szCs w:val="28"/>
         </w:rPr>
-        <w:t xml:space="preserve">of the </w:t>
-      </w:r>
-      <w:r>
-        <w:rPr>
-          <w:b/>
-          <w:bCs/>
-          <w:sz w:val="28"/>
-          <w:szCs w:val="28"/>
-        </w:rPr>
-        <w:t>Cheltenham</w:t>
-      </w:r>
-      <w:r>
-        <w:rPr>
-          <w:sz w:val="28"/>
-          <w:szCs w:val="28"/>
-        </w:rPr>
-        <w:t xml:space="preserve"> congregation.</w:t>
+        <w:t>congregation.</w:t>
       </w:r>
       <w:r>
         <w:rPr>
@@ -202,7 +200,37 @@
           <w:sz w:val="28"/>
           <w:szCs w:val="28"/>
         </w:rPr>
-        <w:t xml:space="preserve">Due to the visit of the Circuit Overseer with Temple Hills this week, InPerson Field Service this </w:t>
+        <w:t>There will be a major mechanical upgrade here at the Kirby Rd Kingdom Hall from Monday, July 27</w:t>
+      </w:r>
+      <w:r>
+        <w:rPr>
+          <w:sz w:val="28"/>
+          <w:szCs w:val="28"/>
+          <w:vertAlign w:val="superscript"/>
+        </w:rPr>
+        <w:t>th</w:t>
+      </w:r>
+      <w:r>
+        <w:rPr>
+          <w:sz w:val="28"/>
+          <w:szCs w:val="28"/>
+        </w:rPr>
+        <w:t xml:space="preserve"> through Friday, July 31</w:t>
+      </w:r>
+      <w:r>
+        <w:rPr>
+          <w:sz w:val="28"/>
+          <w:szCs w:val="28"/>
+          <w:vertAlign w:val="superscript"/>
+        </w:rPr>
+        <w:t>st</w:t>
+      </w:r>
+      <w:r>
+        <w:rPr>
+          <w:sz w:val="28"/>
+          <w:szCs w:val="28"/>
+        </w:rPr>
+        <w:t xml:space="preserve">. The Kingdom Hall will be </w:t>
       </w:r>
       <w:r>
         <w:rPr>
@@ -211,14 +239,14 @@
           <w:sz w:val="28"/>
           <w:szCs w:val="28"/>
         </w:rPr>
-        <w:t>Thursday and Friday</w:t>
-      </w:r>
-      <w:r>
-        <w:rPr>
-          <w:sz w:val="28"/>
-          <w:szCs w:val="28"/>
-        </w:rPr>
-        <w:t>, July 16</w:t>
+        <w:t>unavailable for ALL meetings during this time.</w:t>
+      </w:r>
+      <w:r>
+        <w:rPr>
+          <w:sz w:val="28"/>
+          <w:szCs w:val="28"/>
+        </w:rPr>
+        <w:t xml:space="preserve"> Our next CL&amp;M meeting on Wednesday, July 29</w:t>
       </w:r>
       <w:r>
         <w:rPr>
@@ -233,10 +261,36 @@
           <w:sz w:val="28"/>
           <w:szCs w:val="28"/>
         </w:rPr>
-        <w:t xml:space="preserve"> and 17</w:t>
-      </w:r>
-      <w:r>
-        <w:rPr>
+        <w:t>, will be held on Zoom.</w:t>
+      </w:r>
+      <w:r>
+        <w:rPr>
+          <w:sz w:val="28"/>
+          <w:szCs w:val="28"/>
+        </w:rPr>
+        <w:br/>
+      </w:r>
+      <w:r>
+        <w:rPr>
+          <w:sz w:val="28"/>
+          <w:szCs w:val="28"/>
+        </w:rPr>
+        <w:br/>
+        <w:t xml:space="preserve">Field Service on </w:t>
+      </w:r>
+      <w:r>
+        <w:rPr>
+          <w:b/>
+          <w:bCs/>
+          <w:sz w:val="28"/>
+          <w:szCs w:val="28"/>
+        </w:rPr>
+        <w:t>Monday, July 27</w:t>
+      </w:r>
+      <w:r>
+        <w:rPr>
+          <w:b/>
+          <w:bCs/>
           <w:sz w:val="28"/>
           <w:szCs w:val="28"/>
           <w:vertAlign w:val="superscript"/>
@@ -248,7 +302,73 @@
           <w:sz w:val="28"/>
           <w:szCs w:val="28"/>
         </w:rPr>
-        <w:t xml:space="preserve">, will be held in the basement at 10:00am. </w:t>
+        <w:t xml:space="preserve"> will be from the </w:t>
+      </w:r>
+      <w:r>
+        <w:rPr>
+          <w:b/>
+          <w:bCs/>
+          <w:sz w:val="28"/>
+          <w:szCs w:val="28"/>
+        </w:rPr>
+        <w:t>Krell</w:t>
+      </w:r>
+      <w:r>
+        <w:rPr>
+          <w:sz w:val="28"/>
+          <w:szCs w:val="28"/>
+        </w:rPr>
+        <w:t xml:space="preserve"> home at 10:00am.</w:t>
+      </w:r>
+      <w:r>
+        <w:rPr>
+          <w:sz w:val="28"/>
+          <w:szCs w:val="28"/>
+        </w:rPr>
+        <w:br/>
+        <w:t xml:space="preserve">Field Service on </w:t>
+      </w:r>
+      <w:r>
+        <w:rPr>
+          <w:b/>
+          <w:bCs/>
+          <w:sz w:val="28"/>
+          <w:szCs w:val="28"/>
+        </w:rPr>
+        <w:t>Tuesday, July 28</w:t>
+      </w:r>
+      <w:r>
+        <w:rPr>
+          <w:b/>
+          <w:bCs/>
+          <w:sz w:val="28"/>
+          <w:szCs w:val="28"/>
+          <w:vertAlign w:val="superscript"/>
+        </w:rPr>
+        <w:t>th</w:t>
+      </w:r>
+      <w:r>
+        <w:rPr>
+          <w:sz w:val="28"/>
+          <w:szCs w:val="28"/>
+        </w:rPr>
+        <w:t xml:space="preserve"> will be from the </w:t>
+      </w:r>
+      <w:r>
+        <w:rPr>
+          <w:b/>
+          <w:bCs/>
+          <w:sz w:val="28"/>
+          <w:szCs w:val="28"/>
+        </w:rPr>
+        <w:t>Ruiz</w:t>
+      </w:r>
+      <w:r>
+        <w:rPr>
+          <w:sz w:val="28"/>
+          <w:szCs w:val="28"/>
+        </w:rPr>
+        <w:t xml:space="preserve"> home at 10:00am.</w:t>
       </w:r>
       <w:r>
         <w:rPr>
@@ -282,7 +402,7 @@
           <w:sz w:val="28"/>
           <w:szCs w:val="28"/>
         </w:rPr>
-        <w:t>The campaign to distribute invitations for our upcoming “</w:t>
+        <w:t xml:space="preserve">The arrival of the printed hardcopy edition of </w:t>
       </w:r>
       <w:r>
         <w:rPr>
@@ -291,40 +411,14 @@
           <w:sz w:val="28"/>
           <w:szCs w:val="28"/>
         </w:rPr>
-        <w:t>Everlasting Happiness</w:t>
-      </w:r>
-      <w:r>
-        <w:rPr>
-          <w:sz w:val="28"/>
-          <w:szCs w:val="28"/>
-        </w:rPr>
-        <w:t xml:space="preserve">” Regional Convention will begin on </w:t>
-      </w:r>
-      <w:r>
-        <w:rPr>
-          <w:b/>
-          <w:bCs/>
-          <w:sz w:val="28"/>
-          <w:szCs w:val="28"/>
-        </w:rPr>
-        <w:t>Saturday, July 25</w:t>
-      </w:r>
-      <w:r>
-        <w:rPr>
-          <w:b/>
-          <w:bCs/>
-          <w:sz w:val="28"/>
-          <w:szCs w:val="28"/>
-          <w:vertAlign w:val="superscript"/>
-        </w:rPr>
-        <w:t>th</w:t>
-      </w:r>
-      <w:r>
-        <w:rPr>
-          <w:sz w:val="28"/>
-          <w:szCs w:val="28"/>
-        </w:rPr>
-        <w:t>. Please begin planning to support this arrangement.</w:t>
+        <w:t>Walk Courageously With Jehovah</w:t>
+      </w:r>
+      <w:r>
+        <w:rPr>
+          <w:sz w:val="28"/>
+          <w:szCs w:val="28"/>
+        </w:rPr>
+        <w:t xml:space="preserve"> books is still pending. We will advise when they are available.</w:t>
       </w:r>
       <w:r>
         <w:rPr>
@@ -358,7 +452,7 @@
           <w:sz w:val="28"/>
           <w:szCs w:val="28"/>
         </w:rPr>
-        <w:t>Brother</w:t>
+        <w:t xml:space="preserve">Please extend a warm welcome to </w:t>
       </w:r>
       <w:r>
         <w:rPr>
@@ -367,60 +461,14 @@
           <w:sz w:val="28"/>
           <w:szCs w:val="28"/>
         </w:rPr>
-        <w:t xml:space="preserve"> </w:t>
-      </w:r>
-      <w:r>
-        <w:rPr>
-          <w:b/>
-          <w:bCs/>
-          <w:sz w:val="28"/>
-          <w:szCs w:val="28"/>
-        </w:rPr>
-        <w:t>Kenneth Hampton</w:t>
-      </w:r>
-      <w:r>
-        <w:rPr>
-          <w:sz w:val="28"/>
-          <w:szCs w:val="28"/>
-        </w:rPr>
-        <w:t xml:space="preserve">, once with South Clinton, has passed. Please reach out to Sister </w:t>
-      </w:r>
-      <w:r>
-        <w:rPr>
-          <w:b/>
-          <w:bCs/>
-          <w:sz w:val="28"/>
-          <w:szCs w:val="28"/>
-        </w:rPr>
-        <w:t>Tawanda Hampton</w:t>
-      </w:r>
-      <w:r>
-        <w:rPr>
-          <w:sz w:val="28"/>
-          <w:szCs w:val="28"/>
-        </w:rPr>
-        <w:t xml:space="preserve"> for more information. </w:t>
-      </w:r>
-      <w:r>
-        <w:rPr>
-          <w:sz w:val="28"/>
-          <w:szCs w:val="28"/>
-        </w:rPr>
-        <w:t>Please extend your prayers and condolences</w:t>
-      </w:r>
-      <w:r>
-        <w:rPr>
-          <w:sz w:val="28"/>
-          <w:szCs w:val="28"/>
-        </w:rPr>
-        <w:t xml:space="preserve"> to the family</w:t>
-      </w:r>
-      <w:r>
-        <w:rPr>
-          <w:sz w:val="28"/>
-          <w:szCs w:val="28"/>
-        </w:rPr>
-        <w:t>.</w:t>
+        <w:t>Diane Walker</w:t>
+      </w:r>
+      <w:r>
+        <w:rPr>
+          <w:sz w:val="28"/>
+          <w:szCs w:val="28"/>
+        </w:rPr>
+        <w:t xml:space="preserve"> to the South Clinton Congregation</w:t>
       </w:r>
       <w:r>
         <w:rPr>
@@ -440,82 +488,11 @@
     <w:p>
       <w:pPr>
         <w:pStyle w:val="ListParagraph"/>
-        <w:numPr>
-          <w:ilvl w:val="0"/>
-          <w:numId w:val="12"/>
-        </w:numPr>
-        <w:rPr>
-          <w:sz w:val="28"/>
-          <w:szCs w:val="28"/>
-        </w:rPr>
-      </w:pPr>
-      <w:r>
-        <w:rPr>
-          <w:sz w:val="28"/>
-          <w:szCs w:val="28"/>
-        </w:rPr>
-        <w:t xml:space="preserve">Sister </w:t>
-      </w:r>
-      <w:r>
-        <w:rPr>
-          <w:b/>
-          <w:bCs/>
-          <w:sz w:val="28"/>
-          <w:szCs w:val="28"/>
-        </w:rPr>
-        <w:t>Jocelyn Weston</w:t>
-      </w:r>
-      <w:r>
-        <w:rPr>
-          <w:sz w:val="28"/>
-          <w:szCs w:val="28"/>
-        </w:rPr>
-        <w:t xml:space="preserve"> lost her nephew, </w:t>
-      </w:r>
-      <w:r>
-        <w:rPr>
-          <w:b/>
-          <w:bCs/>
-          <w:sz w:val="28"/>
-          <w:szCs w:val="28"/>
-        </w:rPr>
-        <w:t>Dameon Johnson</w:t>
-      </w:r>
-      <w:r>
-        <w:rPr>
-          <w:sz w:val="28"/>
-          <w:szCs w:val="28"/>
-        </w:rPr>
-        <w:t xml:space="preserve">. Please provide her </w:t>
-      </w:r>
-      <w:r>
-        <w:rPr>
-          <w:sz w:val="28"/>
-          <w:szCs w:val="28"/>
-        </w:rPr>
-        <w:t>support</w:t>
-      </w:r>
-      <w:r>
-        <w:rPr>
-          <w:sz w:val="28"/>
-          <w:szCs w:val="28"/>
-        </w:rPr>
-        <w:t xml:space="preserve"> with your prayers and co</w:t>
-      </w:r>
-      <w:r>
-        <w:rPr>
-          <w:sz w:val="28"/>
-          <w:szCs w:val="28"/>
-        </w:rPr>
-        <w:t>mforting words</w:t>
-      </w:r>
-      <w:r>
-        <w:rPr>
-          <w:sz w:val="28"/>
-          <w:szCs w:val="28"/>
-        </w:rPr>
-        <w:t>.</w:t>
-      </w:r>
+        <w:rPr>
+          <w:sz w:val="28"/>
+          <w:szCs w:val="28"/>
+        </w:rPr>
+      </w:pPr>
       <w:r>
         <w:rPr>
           <w:sz w:val="28"/>
